--- a/docs/提交材料/24201616_艾成斌_设计报告.docx
+++ b/docs/提交材料/24201616_艾成斌_设计报告.docx
@@ -16,7 +16,7 @@
           <w:rFonts w:ascii="宋体" w:hAnsi="宋体" w:eastAsia="宋体"/>
           <w:color w:val="000000"/>
         </w:rPr>
-        <w:t>班级 242016  组号 待定</w:t>
+        <w:t xml:space="preserve">班级 242016  组号 g24201603</w:t>
         <w:br/>
         <w:t>对应成员 24201616 艾成斌</w:t>
         <w:br/>
@@ -156,7 +156,7 @@
           <w:rFonts w:ascii="宋体" w:hAnsi="宋体" w:eastAsia="宋体"/>
           <w:color w:val="000000"/>
         </w:rPr>
-        <w:t>本机60客户端十分钟负载使用明确的Waitress 4线程配置，零请求错误，提交数量一致。真实教师反馈和实际局域网仍需现场验证。对应成员应检查模块代码、测试与设计说明，补充真实个人操作记录；组号、Gitea地址及附件模板待确认。</w:t>
+        <w:t xml:space="preserve">本机60客户端十分钟负载使用明确的Waitress 4线程配置，零请求错误，提交数量一致。真实教师反馈和实际局域网仍需现场验证。对应成员应检查模块代码、测试与设计说明，补充真实个人操作记录；Gitea地址及附件模板待确认。</w:t>
       </w:r>
     </w:p>
     <w:sectPr>
